--- a/weekly_reports/W01_项目启动.docx
+++ b/weekly_reports/W01_项目启动.docx
@@ -1163,6 +1163,23 @@
           <w:u w:val="none"/>
         </w:rPr>
         <w:t>Submitted by: [TBD]  Date: 2026-10-18  Version: v1.0</w:t>
+      </w:r>
+    </w:p>
+    <w:p>
+      <w:pPr>
+        <w:spacing w:after="120"/>
+        <w:rPr>
+          <w:rFonts w:ascii="Times New Roman" w:eastAsia="华文楷体" w:hAnsi="Times New Roman" w:cs="Times New Roman"/>
+          <w:i/>
+          <w:lang w:eastAsia="zh-CN"/>
+        </w:rPr>
+      </w:pPr>
+      <w:r>
+        <w:rPr>
+          <w:rFonts w:ascii="Times New Roman" w:hAnsi="Times New Roman"/>
+          <w:u w:val="none"/>
+        </w:rPr>
+        <w:t xml:space="preserve">候选技术路线（待评估，未定稿）：团队正评估以 YOLO（摄像头视觉车辆占用检测）与 STM32（主控）作为候选方案，YOLO 可独立检测车位占用或与地磁/超声波互补，STM32 可替代或配合 ESP32 承担采集与控制；是否采纳及最终架构待评审后确定，本报告其余内容暂以“地磁＋超声波＋ESP32＋MQTT”为基线。</w:t>
       </w:r>
     </w:p>
     <w:p>

--- a/weekly_reports/W01_项目启动.docx
+++ b/weekly_reports/W01_项目启动.docx
@@ -1179,7 +1179,7 @@
           <w:rFonts w:ascii="Times New Roman" w:hAnsi="Times New Roman"/>
           <w:u w:val="none"/>
         </w:rPr>
-        <w:t xml:space="preserve">候选技术路线（待评估，未定稿）：团队正评估以 YOLO（摄像头视觉车辆占用检测）与 STM32（主控）作为候选方案，YOLO 可独立检测车位占用或与地磁/超声波互补，STM32 可替代或配合 ESP32 承担采集与控制；是否采纳及最终架构待评审后确定，本报告其余内容暂以“地磁＋超声波＋ESP32＋MQTT”为基线。</w:t>
+        <w:t xml:space="preserve">技术路线（已确定）：团队确定以 YOLO（摄像头视觉车辆占用检测，配置为不识别车辆身份）作为车位占用检测主路线，STM32 作为主控（外接 Wi-Fi 模块接入 MQTT），地磁＋超声波双传感器作为低成本互补校验；数据经 MQTT → SQLite → Web Dashboard 发布。</w:t>
       </w:r>
     </w:p>
     <w:p>
@@ -1681,7 +1681,7 @@
               </w:rPr>
               <w:t>成员B · 硬件与传感</w:t>
               <w:br/>
-              <w:t>传感采集</w:t>
+              <w:t>检测与采集</w:t>
             </w:r>
           </w:p>
         </w:tc>
@@ -1714,7 +1714,7 @@
               <w:rPr>
                 <w:u w:val="none"/>
               </w:rPr>
-              <w:t>已有：单片机基础；需学：地磁/超声波传感器与标定</w:t>
+              <w:t>已有：单片机基础；需学：摄像头/YOLO部署与地磁/超声波标定</w:t>
             </w:r>
           </w:p>
         </w:tc>
@@ -1747,7 +1747,7 @@
               <w:rPr>
                 <w:u w:val="none"/>
               </w:rPr>
-              <w:t>调研传感器是否可借用、绘制初步接线草图、搭建传感实验台</w:t>
+              <w:t>调研摄像头与STM32/传感可否借用、绘制接线草图、搭建检测实验台</w:t>
             </w:r>
           </w:p>
         </w:tc>
@@ -2480,7 +2480,7 @@
               <w:rPr>
                 <w:u w:val="none"/>
               </w:rPr>
-              <w:t>可借地磁/超声波传感器、ESP32、本地MQTT broker、校园Wi-Fi</w:t>
+              <w:t>可借摄像头模块、STM32、Wi-Fi模块、地磁/超声波传感器、本地MQTT broker、校园Wi-Fi</w:t>
             </w:r>
           </w:p>
         </w:tc>
@@ -2513,7 +2513,7 @@
               <w:rPr>
                 <w:u w:val="none"/>
               </w:rPr>
-              <w:t>第一志愿；无摄像头、隐私友好，硬件易得，技术深度适中</w:t>
+              <w:t>第一志愿；YOLO视觉检测不识别身份、隐私友好，技术深度适中</w:t>
             </w:r>
           </w:p>
         </w:tc>
